--- a/02-facilities/Cenovus/Lima-OH/USA26046-PR-175169-HDS-Job-Report.docx
+++ b/02-facilities/Cenovus/Lima-OH/USA26046-PR-175169-HDS-Job-Report.docx
@@ -3350,22 +3350,7 @@
           <w:color w:val="222222"/>
           <w:sz w:val="20"/>
         </w:rPr>
-        <w:t>Jesse Utsey  |  Project Manager, USADebusk</w:t>
-      </w:r>
-    </w:p>
-    <w:p>
-      <w:pPr>
-        <w:keepNext w:val="0"/>
-        <w:spacing w:before="0" w:after="0"/>
-      </w:pPr>
-      <w:r>
-        <w:rPr>
-          <w:rFonts w:ascii="Arial" w:hAnsi="Arial"/>
-          <w:b w:val="0"/>
-          <w:color w:val="222222"/>
-          <w:sz w:val="20"/>
-        </w:rPr>
-        <w:t>713-252-8516  |  JUtsey@USADebusk.com</w:t>
+        <w:t>Peter Campbell  |  Project Manager, USADebusk</w:t>
       </w:r>
     </w:p>
     <w:sectPr>

--- a/02-facilities/Cenovus/Lima-OH/USA26046-PR-175169-HDS-Job-Report.docx
+++ b/02-facilities/Cenovus/Lima-OH/USA26046-PR-175169-HDS-Job-Report.docx
@@ -3350,7 +3350,22 @@
           <w:color w:val="222222"/>
           <w:sz w:val="20"/>
         </w:rPr>
-        <w:t>Peter Campbell  |  Project Manager, USADebusk</w:t>
+        <w:t>Peter Campbell  |  Pigging and Decoking SME</w:t>
+      </w:r>
+    </w:p>
+    <w:p>
+      <w:pPr>
+        <w:keepNext w:val="0"/>
+        <w:spacing w:before="0" w:after="0"/>
+      </w:pPr>
+      <w:r>
+        <w:rPr>
+          <w:rFonts w:ascii="Arial" w:hAnsi="Arial"/>
+          <w:b w:val="0"/>
+          <w:color w:val="222222"/>
+          <w:sz w:val="20"/>
+        </w:rPr>
+        <w:t>Cell: 832-920-4253  |  pcampbell@usadebusk.com</w:t>
       </w:r>
     </w:p>
     <w:sectPr>
